--- a/artem/Поиск.docx
+++ b/artem/Поиск.docx
@@ -16,7 +16,58 @@
           <w:color w:val="000000"/>
           <w:sz w:val="28"/>
         </w:rPr>
-        <w:t>Цель моей работы: Разработка интеллектуальной части помощника отвечающую за поиск информации по предоставленным документациям на основе названий или ключевых слов, а также подготовка примеров работы</w:t>
+        <w:t>Описание поиска оператора:</w:t>
+      </w:r>
+    </w:p>
+    <w:p>
+      <w:pPr>
+        <w:spacing w:before="0" w:after="0" w:line="360" w:lineRule="auto"/>
+        <w:ind w:firstLine="709"/>
+        <w:jc w:val="both"/>
+      </w:pPr>
+      <w:r>
+        <w:rPr>
+          <w:rFonts w:ascii="Times New Roman" w:hAnsi="Times New Roman"/>
+          <w:b w:val="0"/>
+          <w:i w:val="0"/>
+          <w:color w:val="000000"/>
+          <w:sz w:val="28"/>
+        </w:rPr>
+        <w:t>Запросы: Оператор может искать коды ошибок, G-code по описанию, функции интерфейса, значения из таблиц (см. примеры в отдельном файле).</w:t>
+      </w:r>
+    </w:p>
+    <w:p>
+      <w:pPr>
+        <w:spacing w:before="0" w:after="0" w:line="360" w:lineRule="auto"/>
+        <w:ind w:firstLine="709"/>
+        <w:jc w:val="both"/>
+      </w:pPr>
+      <w:r>
+        <w:rPr>
+          <w:rFonts w:ascii="Times New Roman" w:hAnsi="Times New Roman"/>
+          <w:b w:val="0"/>
+          <w:i w:val="0"/>
+          <w:color w:val="000000"/>
+          <w:sz w:val="28"/>
+        </w:rPr>
+        <w:t>Ответ: Оператор ожидает увидеть ответ на вопрос, если упомянуты G-code то примеры к нему.</w:t>
+      </w:r>
+    </w:p>
+    <w:p>
+      <w:pPr>
+        <w:spacing w:before="0" w:after="0" w:line="360" w:lineRule="auto"/>
+        <w:ind w:firstLine="709"/>
+        <w:jc w:val="both"/>
+      </w:pPr>
+      <w:r>
+        <w:rPr>
+          <w:rFonts w:ascii="Times New Roman" w:hAnsi="Times New Roman"/>
+          <w:b w:val="0"/>
+          <w:i w:val="0"/>
+          <w:color w:val="000000"/>
+          <w:sz w:val="28"/>
+        </w:rPr>
+        <w:t>Я отвечаю за часть программы, которая находит информацию по запросу оператора.</w:t>
       </w:r>
     </w:p>
     <w:p>
@@ -33,7 +84,92 @@
           <w:color w:val="000000"/>
           <w:sz w:val="28"/>
         </w:rPr>
-        <w:t>Учебный пример по документации KEDM</w:t>
+        <w:t>Цель моей работы: создать модуль, который находит техническую информацию по запросу оператора и возвращает ответ с указанием источника</w:t>
+      </w:r>
+    </w:p>
+    <w:p>
+      <w:pPr>
+        <w:spacing w:before="200" w:after="120" w:line="360" w:lineRule="auto"/>
+        <w:ind w:firstLine="0"/>
+        <w:jc w:val="left"/>
+      </w:pPr>
+      <w:r>
+        <w:rPr>
+          <w:rFonts w:ascii="Times New Roman" w:hAnsi="Times New Roman"/>
+          <w:b/>
+          <w:i w:val="0"/>
+          <w:color w:val="000000"/>
+          <w:sz w:val="28"/>
+        </w:rPr>
+        <w:t>Задачи:</w:t>
+      </w:r>
+    </w:p>
+    <w:p>
+      <w:pPr>
+        <w:spacing w:before="0" w:after="0" w:line="360" w:lineRule="auto"/>
+        <w:ind w:firstLine="709"/>
+        <w:jc w:val="both"/>
+      </w:pPr>
+      <w:r>
+        <w:rPr>
+          <w:rFonts w:ascii="Times New Roman" w:hAnsi="Times New Roman"/>
+          <w:b w:val="0"/>
+          <w:i w:val="0"/>
+          <w:color w:val="000000"/>
+          <w:sz w:val="28"/>
+        </w:rPr>
+        <w:t>— Собрать техническую документацию и таблицы которые могут понадобиться оператору</w:t>
+      </w:r>
+    </w:p>
+    <w:p>
+      <w:pPr>
+        <w:spacing w:before="0" w:after="0" w:line="360" w:lineRule="auto"/>
+        <w:ind w:firstLine="709"/>
+        <w:jc w:val="both"/>
+      </w:pPr>
+      <w:r>
+        <w:rPr>
+          <w:rFonts w:ascii="Times New Roman" w:hAnsi="Times New Roman"/>
+          <w:b w:val="0"/>
+          <w:i w:val="0"/>
+          <w:color w:val="000000"/>
+          <w:sz w:val="28"/>
+        </w:rPr>
+        <w:t>— Подготовить примеры запросов оператора</w:t>
+      </w:r>
+    </w:p>
+    <w:p>
+      <w:pPr>
+        <w:spacing w:before="0" w:after="0" w:line="360" w:lineRule="auto"/>
+        <w:ind w:firstLine="709"/>
+        <w:jc w:val="both"/>
+      </w:pPr>
+      <w:r>
+        <w:rPr>
+          <w:rFonts w:ascii="Times New Roman" w:hAnsi="Times New Roman"/>
+          <w:b w:val="0"/>
+          <w:i w:val="0"/>
+          <w:color w:val="000000"/>
+          <w:sz w:val="28"/>
+        </w:rPr>
+        <w:t>— Разработать программу для поиска информации</w:t>
+      </w:r>
+    </w:p>
+    <w:p>
+      <w:pPr>
+        <w:spacing w:before="200" w:after="120" w:line="360" w:lineRule="auto"/>
+        <w:ind w:firstLine="0"/>
+        <w:jc w:val="left"/>
+      </w:pPr>
+      <w:r>
+        <w:rPr>
+          <w:rFonts w:ascii="Times New Roman" w:hAnsi="Times New Roman"/>
+          <w:b/>
+          <w:i w:val="0"/>
+          <w:color w:val="000000"/>
+          <w:sz w:val="28"/>
+        </w:rPr>
+        <w:t>Учебный пример по документации KEDM</w:t>
       </w:r>
     </w:p>
     <w:tbl>
@@ -191,7 +327,7 @@
                 <w:color w:val="000000"/>
                 <w:sz w:val="28"/>
               </w:rPr>
-              <w:t>отвечает за управление файлами, удаление или добавление графика</w:t>
+              <w:t>отвечает за управление файлами, удаление или добавление графика</w:t>
             </w:r>
           </w:p>
         </w:tc>

--- a/artem/Поиск.docx
+++ b/artem/Поиск.docx
@@ -5,11 +5,9 @@
     <w:p>
       <w:pPr>
         <w:pStyle w:val="Normal"/>
-        <w:widowControl/>
-        <w:bidi w:val="0"/>
         <w:spacing w:lineRule="auto" w:line="360" w:before="200" w:after="120"/>
-        <w:ind w:firstLine="737" w:start="0" w:end="0"/>
-        <w:jc w:val="both"/>
+        <w:ind w:hanging="0"/>
+        <w:jc w:val="start"/>
         <w:rPr>
           <w:b w:val="false"/>
           <w:bCs w:val="false"/>
@@ -31,10 +29,6 @@
     <w:p>
       <w:pPr>
         <w:pStyle w:val="Normal"/>
-        <w:tabs>
-          <w:tab w:val="clear" w:pos="720"/>
-          <w:tab w:val="left" w:pos="520" w:leader="none"/>
-        </w:tabs>
         <w:spacing w:lineRule="auto" w:line="360" w:before="0" w:after="0"/>
         <w:ind w:firstLine="709"/>
         <w:jc w:val="both"/>
@@ -50,7 +44,7 @@
           <w:sz w:val="28"/>
           <w:lang w:val="ru-RU"/>
         </w:rPr>
-        <w:t>Запросы: Оператор может искать коды ошибок, G-code по описанию, функции интерфейса, значения из таблиц (см. примеры в отдельном файле).</w:t>
+        <w:t>Запросы: Оператор может искать коды ошибок, G-code по описанию, функции интерфейса, значения из таблиц (см. примеры в отдельном файле).</w:t>
       </w:r>
     </w:p>
     <w:p>
@@ -60,11 +54,6 @@
         <w:ind w:firstLine="709"/>
         <w:jc w:val="both"/>
         <w:rPr>
-          <w:rFonts w:ascii="Times New Roman" w:hAnsi="Times New Roman"/>
-          <w:b w:val="false"/>
-          <w:i w:val="false"/>
-          <w:color w:val="000000"/>
-          <w:sz w:val="28"/>
           <w:lang w:val="ru-RU"/>
         </w:rPr>
       </w:pPr>
@@ -76,7 +65,7 @@
           <w:sz w:val="28"/>
           <w:lang w:val="ru-RU"/>
         </w:rPr>
-        <w:t>Ответ: Оператор ожидает увидеть ответ на вопрос, если упомянуты G-code то примеры к нему.</w:t>
+        <w:t>Ответ: Оператор ожидает увидеть ответ на вопрос, если упомянуты G-code то примеры к нему. Вместе с ответом программа должна показать источники информации. В случае если данных недостаточно то запросить уточнение у оператора, если данных нет то прямо сообщить об этом</w:t>
       </w:r>
     </w:p>
     <w:p>
@@ -86,11 +75,6 @@
         <w:ind w:firstLine="709"/>
         <w:jc w:val="both"/>
         <w:rPr>
-          <w:rFonts w:ascii="Times New Roman" w:hAnsi="Times New Roman"/>
-          <w:b w:val="false"/>
-          <w:i w:val="false"/>
-          <w:color w:val="000000"/>
-          <w:sz w:val="28"/>
           <w:lang w:val="ru-RU"/>
         </w:rPr>
       </w:pPr>
@@ -102,70 +86,15 @@
           <w:sz w:val="28"/>
           <w:lang w:val="ru-RU"/>
         </w:rPr>
+        <w:t>Я отвечаю за часть программы, которая находит информацию по запросу оператора.</w:t>
       </w:r>
     </w:p>
     <w:p>
       <w:pPr>
         <w:pStyle w:val="Normal"/>
-        <w:spacing w:lineRule="auto" w:line="360" w:before="0" w:after="0"/>
-        <w:ind w:firstLine="709"/>
-        <w:jc w:val="both"/>
-        <w:rPr>
-          <w:rFonts w:ascii="Times New Roman" w:hAnsi="Times New Roman"/>
-          <w:b w:val="false"/>
-          <w:i w:val="false"/>
-          <w:color w:val="000000"/>
-          <w:sz w:val="28"/>
-          <w:lang w:val="ru-RU"/>
-        </w:rPr>
-      </w:pPr>
-      <w:r>
-        <w:rPr>
-          <w:b w:val="false"/>
-          <w:i w:val="false"/>
-          <w:color w:val="000000"/>
-          <w:sz w:val="28"/>
-          <w:lang w:val="ru-RU"/>
-        </w:rPr>
-        <w:t>Я отвечаю за часть программы, которая находит информацию по запросу оператора.</w:t>
-      </w:r>
-    </w:p>
-    <w:p>
-      <w:pPr>
-        <w:pStyle w:val="Normal"/>
-        <w:spacing w:lineRule="auto" w:line="360" w:before="0" w:after="0"/>
-        <w:ind w:firstLine="709"/>
-        <w:jc w:val="both"/>
-        <w:rPr>
-          <w:rFonts w:ascii="Times New Roman" w:hAnsi="Times New Roman"/>
-          <w:b w:val="false"/>
-          <w:i w:val="false"/>
-          <w:color w:val="000000"/>
-          <w:sz w:val="28"/>
-          <w:lang w:val="ru-RU"/>
-        </w:rPr>
-      </w:pPr>
-      <w:r>
-        <w:rPr>
-          <w:b w:val="false"/>
-          <w:i w:val="false"/>
-          <w:color w:val="000000"/>
-          <w:sz w:val="28"/>
-          <w:lang w:val="ru-RU"/>
-        </w:rPr>
-      </w:r>
-    </w:p>
-    <w:p>
-      <w:pPr>
-        <w:pStyle w:val="Normal"/>
-        <w:widowControl/>
-        <w:tabs>
-          <w:tab w:val="left" w:pos="720" w:leader="none"/>
-        </w:tabs>
-        <w:bidi w:val="0"/>
         <w:spacing w:lineRule="auto" w:line="360" w:before="200" w:after="120"/>
-        <w:ind w:firstLine="737" w:start="0" w:end="0"/>
-        <w:jc w:val="both"/>
+        <w:ind w:hanging="0"/>
+        <w:jc w:val="start"/>
         <w:rPr>
           <w:b w:val="false"/>
           <w:bCs w:val="false"/>
@@ -181,20 +110,15 @@
           <w:sz w:val="28"/>
           <w:lang w:val="ru-RU"/>
         </w:rPr>
-        <w:t>Цель моей работы: создать модуль, который находит техническую информацию по запросу оператора и возвращает ответ с указанием источника</w:t>
+        <w:t>Цель моей работы: создать модуль, который находит техническую информацию по запросу оператора и возвращает ответ с указанием источника</w:t>
       </w:r>
     </w:p>
     <w:p>
       <w:pPr>
         <w:pStyle w:val="Normal"/>
-        <w:widowControl/>
-        <w:tabs>
-          <w:tab w:val="left" w:pos="720" w:leader="none"/>
-        </w:tabs>
-        <w:bidi w:val="0"/>
         <w:spacing w:lineRule="auto" w:line="360" w:before="200" w:after="120"/>
-        <w:ind w:firstLine="737" w:start="0" w:end="0"/>
-        <w:jc w:val="both"/>
+        <w:ind w:hanging="0"/>
+        <w:jc w:val="start"/>
         <w:rPr>
           <w:b w:val="false"/>
           <w:bCs w:val="false"/>
@@ -216,13 +140,8 @@
     <w:p>
       <w:pPr>
         <w:pStyle w:val="Normal"/>
-        <w:widowControl/>
-        <w:tabs>
-          <w:tab w:val="left" w:pos="720" w:leader="none"/>
-        </w:tabs>
-        <w:bidi w:val="0"/>
         <w:spacing w:lineRule="auto" w:line="360" w:before="0" w:after="0"/>
-        <w:ind w:firstLine="737" w:start="0" w:end="0"/>
+        <w:ind w:firstLine="709"/>
         <w:jc w:val="both"/>
         <w:rPr>
           <w:lang w:val="ru-RU"/>
@@ -236,24 +155,39 @@
           <w:sz w:val="28"/>
           <w:lang w:val="ru-RU"/>
         </w:rPr>
-        <w:t>Собрать техническую документацию и таблицы которые могут понадобиться оператору</w:t>
+        <w:t xml:space="preserve">— </w:t>
+      </w:r>
+      <w:r>
+        <w:rPr>
+          <w:b w:val="false"/>
+          <w:i w:val="false"/>
+          <w:color w:val="000000"/>
+          <w:sz w:val="28"/>
+          <w:lang w:val="ru-RU"/>
+        </w:rPr>
+        <w:t>Собрать техническую документацию и таблицы которые могут понадобиться оператору</w:t>
       </w:r>
     </w:p>
     <w:p>
       <w:pPr>
         <w:pStyle w:val="Normal"/>
-        <w:widowControl/>
-        <w:tabs>
-          <w:tab w:val="left" w:pos="720" w:leader="none"/>
-        </w:tabs>
-        <w:bidi w:val="0"/>
         <w:spacing w:lineRule="auto" w:line="360" w:before="0" w:after="0"/>
-        <w:ind w:firstLine="737" w:start="0" w:end="0"/>
+        <w:ind w:firstLine="709"/>
         <w:jc w:val="both"/>
         <w:rPr>
           <w:lang w:val="ru-RU"/>
         </w:rPr>
       </w:pPr>
+      <w:r>
+        <w:rPr>
+          <w:b w:val="false"/>
+          <w:i w:val="false"/>
+          <w:color w:val="000000"/>
+          <w:sz w:val="28"/>
+          <w:lang w:val="ru-RU"/>
+        </w:rPr>
+        <w:t xml:space="preserve">— </w:t>
+      </w:r>
       <w:r>
         <w:rPr>
           <w:b w:val="false"/>
@@ -268,18 +202,23 @@
     <w:p>
       <w:pPr>
         <w:pStyle w:val="Normal"/>
-        <w:widowControl/>
-        <w:tabs>
-          <w:tab w:val="left" w:pos="720" w:leader="none"/>
-        </w:tabs>
-        <w:bidi w:val="0"/>
         <w:spacing w:lineRule="auto" w:line="360" w:before="0" w:after="0"/>
-        <w:ind w:firstLine="737" w:start="0" w:end="0"/>
+        <w:ind w:firstLine="709"/>
         <w:jc w:val="both"/>
         <w:rPr>
           <w:lang w:val="ru-RU"/>
         </w:rPr>
       </w:pPr>
+      <w:r>
+        <w:rPr>
+          <w:b w:val="false"/>
+          <w:i w:val="false"/>
+          <w:color w:val="000000"/>
+          <w:sz w:val="28"/>
+          <w:lang w:val="ru-RU"/>
+        </w:rPr>
+        <w:t xml:space="preserve">— </w:t>
+      </w:r>
       <w:r>
         <w:rPr>
           <w:b w:val="false"/>
@@ -298,15 +237,15 @@
         <w:ind w:hanging="0"/>
         <w:jc w:val="start"/>
         <w:rPr>
-          <w:b/>
-          <w:bCs/>
+          <w:b w:val="false"/>
+          <w:bCs w:val="false"/>
           <w:lang w:val="ru-RU"/>
         </w:rPr>
       </w:pPr>
       <w:r>
         <w:rPr>
-          <w:b/>
-          <w:bCs/>
+          <w:b w:val="false"/>
+          <w:bCs w:val="false"/>
           <w:i w:val="false"/>
           <w:color w:val="000000"/>
           <w:sz w:val="28"/>

--- a/artem/Поиск.docx
+++ b/artem/Поиск.docx
@@ -8,20 +8,15 @@
         <w:spacing w:lineRule="auto" w:line="360" w:before="200" w:after="120"/>
         <w:ind w:hanging="0"/>
         <w:jc w:val="start"/>
-        <w:rPr>
-          <w:b w:val="false"/>
-          <w:bCs w:val="false"/>
-          <w:lang w:val="ru-RU"/>
-        </w:rPr>
+        <w:rPr/>
       </w:pPr>
       <w:r>
         <w:rPr>
-          <w:b w:val="false"/>
-          <w:bCs w:val="false"/>
+          <w:b/>
           <w:i w:val="false"/>
           <w:color w:val="000000"/>
           <w:sz w:val="28"/>
-          <w:lang w:val="ru-RU"/>
+          <w:lang w:val="ru-RU" w:eastAsia="ru-RU"/>
         </w:rPr>
         <w:t>Описание поиска оператора:</w:t>
       </w:r>
@@ -32,9 +27,7 @@
         <w:spacing w:lineRule="auto" w:line="360" w:before="0" w:after="0"/>
         <w:ind w:firstLine="709"/>
         <w:jc w:val="both"/>
-        <w:rPr>
-          <w:lang w:val="ru-RU"/>
-        </w:rPr>
+        <w:rPr/>
       </w:pPr>
       <w:r>
         <w:rPr>
@@ -42,7 +35,7 @@
           <w:i w:val="false"/>
           <w:color w:val="000000"/>
           <w:sz w:val="28"/>
-          <w:lang w:val="ru-RU"/>
+          <w:lang w:val="ru-RU" w:eastAsia="ru-RU"/>
         </w:rPr>
         <w:t>Запросы: Оператор может искать коды ошибок, G-code по описанию, функции интерфейса, значения из таблиц (см. примеры в отдельном файле).</w:t>
       </w:r>
@@ -53,9 +46,7 @@
         <w:spacing w:lineRule="auto" w:line="360" w:before="0" w:after="0"/>
         <w:ind w:firstLine="709"/>
         <w:jc w:val="both"/>
-        <w:rPr>
-          <w:lang w:val="ru-RU"/>
-        </w:rPr>
+        <w:rPr/>
       </w:pPr>
       <w:r>
         <w:rPr>
@@ -63,7 +54,7 @@
           <w:i w:val="false"/>
           <w:color w:val="000000"/>
           <w:sz w:val="28"/>
-          <w:lang w:val="ru-RU"/>
+          <w:lang w:val="ru-RU" w:eastAsia="ru-RU"/>
         </w:rPr>
         <w:t>Ответ: Оператор ожидает увидеть ответ на вопрос, если упомянуты G-code то примеры к нему. Вместе с ответом программа должна показать источники информации. В случае если данных недостаточно то запросить уточнение у оператора, если данных нет то прямо сообщить об этом</w:t>
       </w:r>
@@ -74,9 +65,7 @@
         <w:spacing w:lineRule="auto" w:line="360" w:before="0" w:after="0"/>
         <w:ind w:firstLine="709"/>
         <w:jc w:val="both"/>
-        <w:rPr>
-          <w:lang w:val="ru-RU"/>
-        </w:rPr>
+        <w:rPr/>
       </w:pPr>
       <w:r>
         <w:rPr>
@@ -84,7 +73,7 @@
           <w:i w:val="false"/>
           <w:color w:val="000000"/>
           <w:sz w:val="28"/>
-          <w:lang w:val="ru-RU"/>
+          <w:lang w:val="ru-RU" w:eastAsia="ru-RU"/>
         </w:rPr>
         <w:t>Я отвечаю за часть программы, которая находит информацию по запросу оператора.</w:t>
       </w:r>
@@ -92,60 +81,10 @@
     <w:p>
       <w:pPr>
         <w:pStyle w:val="Normal"/>
-        <w:spacing w:lineRule="auto" w:line="360" w:before="200" w:after="120"/>
-        <w:ind w:hanging="0"/>
-        <w:jc w:val="start"/>
-        <w:rPr>
-          <w:b w:val="false"/>
-          <w:bCs w:val="false"/>
-          <w:lang w:val="ru-RU"/>
-        </w:rPr>
-      </w:pPr>
-      <w:r>
-        <w:rPr>
-          <w:b w:val="false"/>
-          <w:bCs w:val="false"/>
-          <w:i w:val="false"/>
-          <w:color w:val="000000"/>
-          <w:sz w:val="28"/>
-          <w:lang w:val="ru-RU"/>
-        </w:rPr>
-        <w:t>Цель моей работы: создать модуль, который находит техническую информацию по запросу оператора и возвращает ответ с указанием источника</w:t>
-      </w:r>
-    </w:p>
-    <w:p>
-      <w:pPr>
-        <w:pStyle w:val="Normal"/>
-        <w:spacing w:lineRule="auto" w:line="360" w:before="200" w:after="120"/>
-        <w:ind w:hanging="0"/>
-        <w:jc w:val="start"/>
-        <w:rPr>
-          <w:b w:val="false"/>
-          <w:bCs w:val="false"/>
-          <w:lang w:val="ru-RU"/>
-        </w:rPr>
-      </w:pPr>
-      <w:r>
-        <w:rPr>
-          <w:b w:val="false"/>
-          <w:bCs w:val="false"/>
-          <w:i w:val="false"/>
-          <w:color w:val="000000"/>
-          <w:sz w:val="28"/>
-          <w:lang w:val="ru-RU"/>
-        </w:rPr>
-        <w:t>Задачи:</w:t>
-      </w:r>
-    </w:p>
-    <w:p>
-      <w:pPr>
-        <w:pStyle w:val="Normal"/>
         <w:spacing w:lineRule="auto" w:line="360" w:before="0" w:after="0"/>
         <w:ind w:firstLine="709"/>
         <w:jc w:val="both"/>
-        <w:rPr>
-          <w:lang w:val="ru-RU"/>
-        </w:rPr>
+        <w:rPr/>
       </w:pPr>
       <w:r>
         <w:rPr>
@@ -153,7 +92,45 @@
           <w:i w:val="false"/>
           <w:color w:val="000000"/>
           <w:sz w:val="28"/>
-          <w:lang w:val="ru-RU"/>
+          <w:lang w:val="ru-RU" w:eastAsia="ru-RU"/>
+        </w:rPr>
+        <w:t>Цель моей работы: создать модуль, который находит техническую информацию по запросу оператора и возвращает ответ с указанием источника</w:t>
+      </w:r>
+    </w:p>
+    <w:p>
+      <w:pPr>
+        <w:pStyle w:val="Normal"/>
+        <w:spacing w:lineRule="auto" w:line="360" w:before="200" w:after="120"/>
+        <w:ind w:hanging="0"/>
+        <w:jc w:val="start"/>
+        <w:rPr/>
+      </w:pPr>
+      <w:r>
+        <w:rPr>
+          <w:b/>
+          <w:i w:val="false"/>
+          <w:color w:val="000000"/>
+          <w:sz w:val="28"/>
+          <w:lang w:val="ru-RU" w:eastAsia="ru-RU"/>
+        </w:rPr>
+        <w:t>Задачи:</w:t>
+      </w:r>
+    </w:p>
+    <w:p>
+      <w:pPr>
+        <w:pStyle w:val="Normal"/>
+        <w:spacing w:lineRule="auto" w:line="360" w:before="0" w:after="0"/>
+        <w:ind w:firstLine="709"/>
+        <w:jc w:val="both"/>
+        <w:rPr/>
+      </w:pPr>
+      <w:r>
+        <w:rPr>
+          <w:b w:val="false"/>
+          <w:i w:val="false"/>
+          <w:color w:val="000000"/>
+          <w:sz w:val="28"/>
+          <w:lang w:val="ru-RU" w:eastAsia="ru-RU"/>
         </w:rPr>
         <w:t xml:space="preserve">— </w:t>
       </w:r>
@@ -163,7 +140,7 @@
           <w:i w:val="false"/>
           <w:color w:val="000000"/>
           <w:sz w:val="28"/>
-          <w:lang w:val="ru-RU"/>
+          <w:lang w:val="ru-RU" w:eastAsia="ru-RU"/>
         </w:rPr>
         <w:t>Собрать техническую документацию и таблицы которые могут понадобиться оператору</w:t>
       </w:r>
@@ -174,9 +151,7 @@
         <w:spacing w:lineRule="auto" w:line="360" w:before="0" w:after="0"/>
         <w:ind w:firstLine="709"/>
         <w:jc w:val="both"/>
-        <w:rPr>
-          <w:lang w:val="ru-RU"/>
-        </w:rPr>
+        <w:rPr/>
       </w:pPr>
       <w:r>
         <w:rPr>
@@ -184,7 +159,7 @@
           <w:i w:val="false"/>
           <w:color w:val="000000"/>
           <w:sz w:val="28"/>
-          <w:lang w:val="ru-RU"/>
+          <w:lang w:val="ru-RU" w:eastAsia="ru-RU"/>
         </w:rPr>
         <w:t xml:space="preserve">— </w:t>
       </w:r>
@@ -194,7 +169,7 @@
           <w:i w:val="false"/>
           <w:color w:val="000000"/>
           <w:sz w:val="28"/>
-          <w:lang w:val="ru-RU"/>
+          <w:lang w:val="ru-RU" w:eastAsia="ru-RU"/>
         </w:rPr>
         <w:t>Подготовить примеры запросов оператора</w:t>
       </w:r>
@@ -205,9 +180,7 @@
         <w:spacing w:lineRule="auto" w:line="360" w:before="0" w:after="0"/>
         <w:ind w:firstLine="709"/>
         <w:jc w:val="both"/>
-        <w:rPr>
-          <w:lang w:val="ru-RU"/>
-        </w:rPr>
+        <w:rPr/>
       </w:pPr>
       <w:r>
         <w:rPr>
@@ -215,7 +188,7 @@
           <w:i w:val="false"/>
           <w:color w:val="000000"/>
           <w:sz w:val="28"/>
-          <w:lang w:val="ru-RU"/>
+          <w:lang w:val="ru-RU" w:eastAsia="ru-RU"/>
         </w:rPr>
         <w:t xml:space="preserve">— </w:t>
       </w:r>
@@ -225,7 +198,7 @@
           <w:i w:val="false"/>
           <w:color w:val="000000"/>
           <w:sz w:val="28"/>
-          <w:lang w:val="ru-RU"/>
+          <w:lang w:val="ru-RU" w:eastAsia="ru-RU"/>
         </w:rPr>
         <w:t>Разработать программу для поиска информации</w:t>
       </w:r>
@@ -236,27 +209,22 @@
         <w:spacing w:lineRule="auto" w:line="360" w:before="200" w:after="120"/>
         <w:ind w:hanging="0"/>
         <w:jc w:val="start"/>
-        <w:rPr>
-          <w:b w:val="false"/>
-          <w:bCs w:val="false"/>
-          <w:lang w:val="ru-RU"/>
-        </w:rPr>
+        <w:rPr/>
       </w:pPr>
       <w:r>
         <w:rPr>
-          <w:b w:val="false"/>
-          <w:bCs w:val="false"/>
+          <w:b/>
           <w:i w:val="false"/>
           <w:color w:val="000000"/>
           <w:sz w:val="28"/>
-          <w:lang w:val="ru-RU"/>
+          <w:lang w:val="ru-RU" w:eastAsia="ru-RU"/>
         </w:rPr>
         <w:t>Учебный пример по документации KEDM</w:t>
       </w:r>
     </w:p>
     <w:tbl>
       <w:tblPr>
-        <w:tblW w:w="9688" w:type="dxa"/>
+        <w:tblW w:w="9691" w:type="dxa"/>
         <w:jc w:val="center"/>
         <w:tblInd w:w="0" w:type="dxa"/>
         <w:tblLayout w:type="fixed"/>
@@ -269,8 +237,10 @@
         <w:tblLook w:val="04a0" w:firstRow="1" w:noVBand="1" w:lastRow="0" w:firstColumn="1" w:lastColumn="0" w:noHBand="0"/>
       </w:tblPr>
       <w:tblGrid>
-        <w:gridCol w:w="4844"/>
-        <w:gridCol w:w="4844"/>
+        <w:gridCol w:w="3230"/>
+        <w:gridCol w:w="1615"/>
+        <w:gridCol w:w="1615"/>
+        <w:gridCol w:w="3231"/>
       </w:tblGrid>
       <w:tr>
         <w:trPr>
@@ -278,7 +248,8 @@
         </w:trPr>
         <w:tc>
           <w:tcPr>
-            <w:tcW w:w="4844" w:type="dxa"/>
+            <w:tcW w:w="4845" w:type="dxa"/>
+            <w:gridSpan w:val="2"/>
             <w:tcBorders>
               <w:top w:val="single" w:sz="4" w:space="0" w:color="000000"/>
               <w:start w:val="single" w:sz="4" w:space="0" w:color="000000"/>
@@ -293,9 +264,7 @@
               <w:spacing w:lineRule="auto" w:line="276" w:before="40" w:after="40"/>
               <w:ind w:hanging="0"/>
               <w:jc w:val="start"/>
-              <w:rPr>
-                <w:lang w:val="ru-RU"/>
-              </w:rPr>
+              <w:rPr/>
             </w:pPr>
             <w:r>
               <w:rPr>
@@ -303,7 +272,7 @@
                 <w:i w:val="false"/>
                 <w:color w:val="000000"/>
                 <w:sz w:val="28"/>
-                <w:lang w:val="ru-RU"/>
+                <w:lang w:val="ru-RU" w:eastAsia="ru-RU"/>
               </w:rPr>
               <w:t>название</w:t>
             </w:r>
@@ -311,7 +280,8 @@
         </w:tc>
         <w:tc>
           <w:tcPr>
-            <w:tcW w:w="4844" w:type="dxa"/>
+            <w:tcW w:w="4846" w:type="dxa"/>
+            <w:gridSpan w:val="2"/>
             <w:tcBorders>
               <w:top w:val="single" w:sz="4" w:space="0" w:color="000000"/>
               <w:start w:val="single" w:sz="4" w:space="0" w:color="000000"/>
@@ -326,9 +296,7 @@
               <w:spacing w:lineRule="auto" w:line="276" w:before="40" w:after="40"/>
               <w:ind w:hanging="0"/>
               <w:jc w:val="start"/>
-              <w:rPr>
-                <w:lang w:val="ru-RU"/>
-              </w:rPr>
+              <w:rPr/>
             </w:pPr>
             <w:r>
               <w:rPr>
@@ -336,7 +304,7 @@
                 <w:i w:val="false"/>
                 <w:color w:val="000000"/>
                 <w:sz w:val="28"/>
-                <w:lang w:val="ru-RU"/>
+                <w:lang w:val="ru-RU" w:eastAsia="ru-RU"/>
               </w:rPr>
               <w:t>FILE</w:t>
             </w:r>
@@ -349,7 +317,8 @@
         </w:trPr>
         <w:tc>
           <w:tcPr>
-            <w:tcW w:w="4844" w:type="dxa"/>
+            <w:tcW w:w="4845" w:type="dxa"/>
+            <w:gridSpan w:val="2"/>
             <w:tcBorders>
               <w:top w:val="single" w:sz="4" w:space="0" w:color="000000"/>
               <w:start w:val="single" w:sz="4" w:space="0" w:color="000000"/>
@@ -364,9 +333,7 @@
               <w:spacing w:lineRule="auto" w:line="276" w:before="40" w:after="40"/>
               <w:ind w:hanging="0"/>
               <w:jc w:val="start"/>
-              <w:rPr>
-                <w:lang w:val="ru-RU"/>
-              </w:rPr>
+              <w:rPr/>
             </w:pPr>
             <w:r>
               <w:rPr>
@@ -374,7 +341,7 @@
                 <w:i w:val="false"/>
                 <w:color w:val="000000"/>
                 <w:sz w:val="28"/>
-                <w:lang w:val="ru-RU"/>
+                <w:lang w:val="ru-RU" w:eastAsia="ru-RU"/>
               </w:rPr>
               <w:t>ответ</w:t>
             </w:r>
@@ -382,7 +349,8 @@
         </w:tc>
         <w:tc>
           <w:tcPr>
-            <w:tcW w:w="4844" w:type="dxa"/>
+            <w:tcW w:w="4846" w:type="dxa"/>
+            <w:gridSpan w:val="2"/>
             <w:tcBorders>
               <w:top w:val="single" w:sz="4" w:space="0" w:color="000000"/>
               <w:start w:val="single" w:sz="4" w:space="0" w:color="000000"/>
@@ -397,9 +365,7 @@
               <w:spacing w:lineRule="auto" w:line="276" w:before="40" w:after="40"/>
               <w:ind w:hanging="0"/>
               <w:jc w:val="start"/>
-              <w:rPr>
-                <w:lang w:val="ru-RU"/>
-              </w:rPr>
+              <w:rPr/>
             </w:pPr>
             <w:r>
               <w:rPr>
@@ -407,7 +373,7 @@
                 <w:i w:val="false"/>
                 <w:color w:val="000000"/>
                 <w:sz w:val="28"/>
-                <w:lang w:val="ru-RU"/>
+                <w:lang w:val="ru-RU" w:eastAsia="ru-RU"/>
               </w:rPr>
               <w:t>отвечает за управление файлами, удаление или добавление графика</w:t>
             </w:r>
@@ -420,7 +386,8 @@
         </w:trPr>
         <w:tc>
           <w:tcPr>
-            <w:tcW w:w="4844" w:type="dxa"/>
+            <w:tcW w:w="4845" w:type="dxa"/>
+            <w:gridSpan w:val="2"/>
             <w:tcBorders>
               <w:top w:val="single" w:sz="4" w:space="0" w:color="000000"/>
               <w:start w:val="single" w:sz="4" w:space="0" w:color="000000"/>
@@ -435,9 +402,7 @@
               <w:spacing w:lineRule="auto" w:line="276" w:before="40" w:after="40"/>
               <w:ind w:hanging="0"/>
               <w:jc w:val="start"/>
-              <w:rPr>
-                <w:lang w:val="ru-RU"/>
-              </w:rPr>
+              <w:rPr/>
             </w:pPr>
             <w:r>
               <w:rPr>
@@ -445,7 +410,7 @@
                 <w:i w:val="false"/>
                 <w:color w:val="000000"/>
                 <w:sz w:val="28"/>
-                <w:lang w:val="ru-RU"/>
+                <w:lang w:val="ru-RU" w:eastAsia="ru-RU"/>
               </w:rPr>
               <w:t>документ</w:t>
             </w:r>
@@ -453,7 +418,8 @@
         </w:tc>
         <w:tc>
           <w:tcPr>
-            <w:tcW w:w="4844" w:type="dxa"/>
+            <w:tcW w:w="4846" w:type="dxa"/>
+            <w:gridSpan w:val="2"/>
             <w:tcBorders>
               <w:top w:val="single" w:sz="4" w:space="0" w:color="000000"/>
               <w:start w:val="single" w:sz="4" w:space="0" w:color="000000"/>
@@ -468,9 +434,7 @@
               <w:spacing w:lineRule="auto" w:line="276" w:before="40" w:after="40"/>
               <w:ind w:hanging="0"/>
               <w:jc w:val="start"/>
-              <w:rPr>
-                <w:lang w:val="ru-RU"/>
-              </w:rPr>
+              <w:rPr/>
             </w:pPr>
             <w:r>
               <w:rPr>
@@ -478,7 +442,7 @@
                 <w:i w:val="false"/>
                 <w:color w:val="000000"/>
                 <w:sz w:val="28"/>
-                <w:lang w:val="ru-RU"/>
+                <w:lang w:val="ru-RU" w:eastAsia="ru-RU"/>
               </w:rPr>
               <w:t>Prilizhenie po KEDM.pdf</w:t>
             </w:r>
@@ -491,7 +455,8 @@
         </w:trPr>
         <w:tc>
           <w:tcPr>
-            <w:tcW w:w="4844" w:type="dxa"/>
+            <w:tcW w:w="4845" w:type="dxa"/>
+            <w:gridSpan w:val="2"/>
             <w:tcBorders>
               <w:top w:val="single" w:sz="4" w:space="0" w:color="000000"/>
               <w:start w:val="single" w:sz="4" w:space="0" w:color="000000"/>
@@ -506,9 +471,7 @@
               <w:spacing w:lineRule="auto" w:line="276" w:before="40" w:after="40"/>
               <w:ind w:hanging="0"/>
               <w:jc w:val="start"/>
-              <w:rPr>
-                <w:lang w:val="ru-RU"/>
-              </w:rPr>
+              <w:rPr/>
             </w:pPr>
             <w:r>
               <w:rPr>
@@ -516,7 +479,7 @@
                 <w:i w:val="false"/>
                 <w:color w:val="000000"/>
                 <w:sz w:val="28"/>
-                <w:lang w:val="ru-RU"/>
+                <w:lang w:val="ru-RU" w:eastAsia="ru-RU"/>
               </w:rPr>
               <w:t>страница</w:t>
             </w:r>
@@ -524,7 +487,8 @@
         </w:tc>
         <w:tc>
           <w:tcPr>
-            <w:tcW w:w="4844" w:type="dxa"/>
+            <w:tcW w:w="4846" w:type="dxa"/>
+            <w:gridSpan w:val="2"/>
             <w:tcBorders>
               <w:top w:val="single" w:sz="4" w:space="0" w:color="000000"/>
               <w:start w:val="single" w:sz="4" w:space="0" w:color="000000"/>
@@ -539,9 +503,7 @@
               <w:spacing w:lineRule="auto" w:line="276" w:before="40" w:after="40"/>
               <w:ind w:hanging="0"/>
               <w:jc w:val="start"/>
-              <w:rPr>
-                <w:lang w:val="ru-RU"/>
-              </w:rPr>
+              <w:rPr/>
             </w:pPr>
             <w:r>
               <w:rPr>
@@ -549,14 +511,846 @@
                 <w:i w:val="false"/>
                 <w:color w:val="000000"/>
                 <w:sz w:val="28"/>
-                <w:lang w:val="ru-RU"/>
+                <w:lang w:val="ru-RU" w:eastAsia="ru-RU"/>
               </w:rPr>
               <w:t>6</w:t>
             </w:r>
           </w:p>
         </w:tc>
       </w:tr>
+      <w:tr>
+        <w:trPr>
+          <w:cantSplit/>
+        </w:trPr>
+        <w:tc>
+          <w:tcPr>
+            <w:tcW w:w="3230" w:type="dxa"/>
+            <w:tcBorders>
+              <w:top w:val="single" w:sz="4" w:space="0" w:color="000000"/>
+              <w:start w:val="single" w:sz="4" w:space="0" w:color="000000"/>
+              <w:bottom w:val="single" w:sz="4" w:space="0" w:color="000000"/>
+              <w:end w:val="single" w:sz="4" w:space="0" w:color="000000"/>
+            </w:tcBorders>
+            <w:vAlign w:val="center"/>
+          </w:tcPr>
+          <w:p>
+            <w:pPr>
+              <w:pStyle w:val="Normal"/>
+              <w:spacing w:lineRule="auto" w:line="276" w:before="40" w:after="40"/>
+              <w:ind w:hanging="0"/>
+              <w:jc w:val="start"/>
+              <w:rPr/>
+            </w:pPr>
+            <w:r>
+              <w:rPr>
+                <w:b w:val="false"/>
+                <w:i w:val="false"/>
+                <w:color w:val="000000"/>
+                <w:sz w:val="28"/>
+                <w:lang w:val="ru-RU" w:eastAsia="ru-RU"/>
+              </w:rPr>
+              <w:t>Ввод</w:t>
+            </w:r>
+          </w:p>
+        </w:tc>
+        <w:tc>
+          <w:tcPr>
+            <w:tcW w:w="3230" w:type="dxa"/>
+            <w:gridSpan w:val="2"/>
+            <w:tcBorders>
+              <w:top w:val="single" w:sz="4" w:space="0" w:color="000000"/>
+              <w:start w:val="single" w:sz="4" w:space="0" w:color="000000"/>
+              <w:bottom w:val="single" w:sz="4" w:space="0" w:color="000000"/>
+              <w:end w:val="single" w:sz="4" w:space="0" w:color="000000"/>
+            </w:tcBorders>
+            <w:vAlign w:val="center"/>
+          </w:tcPr>
+          <w:p>
+            <w:pPr>
+              <w:pStyle w:val="Normal"/>
+              <w:spacing w:lineRule="auto" w:line="276" w:before="40" w:after="40"/>
+              <w:ind w:hanging="0"/>
+              <w:jc w:val="start"/>
+              <w:rPr/>
+            </w:pPr>
+            <w:r>
+              <w:rPr>
+                <w:b w:val="false"/>
+                <w:i w:val="false"/>
+                <w:color w:val="000000"/>
+                <w:sz w:val="28"/>
+                <w:lang w:val="ru-RU" w:eastAsia="ru-RU"/>
+              </w:rPr>
+              <w:t>Ожидаемый результат</w:t>
+            </w:r>
+          </w:p>
+        </w:tc>
+        <w:tc>
+          <w:tcPr>
+            <w:tcW w:w="3231" w:type="dxa"/>
+            <w:tcBorders>
+              <w:top w:val="single" w:sz="4" w:space="0" w:color="000000"/>
+              <w:start w:val="single" w:sz="4" w:space="0" w:color="000000"/>
+              <w:bottom w:val="single" w:sz="4" w:space="0" w:color="000000"/>
+              <w:end w:val="single" w:sz="4" w:space="0" w:color="000000"/>
+            </w:tcBorders>
+            <w:vAlign w:val="center"/>
+          </w:tcPr>
+          <w:p>
+            <w:pPr>
+              <w:pStyle w:val="Normal"/>
+              <w:spacing w:lineRule="auto" w:line="276" w:before="40" w:after="40"/>
+              <w:ind w:hanging="0"/>
+              <w:jc w:val="start"/>
+              <w:rPr/>
+            </w:pPr>
+            <w:r>
+              <w:rPr>
+                <w:b w:val="false"/>
+                <w:i w:val="false"/>
+                <w:color w:val="000000"/>
+                <w:sz w:val="28"/>
+                <w:lang w:val="ru-RU" w:eastAsia="ru-RU"/>
+              </w:rPr>
+              <w:t>Что получилось</w:t>
+            </w:r>
+          </w:p>
+        </w:tc>
+      </w:tr>
+      <w:tr>
+        <w:trPr>
+          <w:cantSplit/>
+        </w:trPr>
+        <w:tc>
+          <w:tcPr>
+            <w:tcW w:w="3230" w:type="dxa"/>
+            <w:tcBorders>
+              <w:top w:val="single" w:sz="4" w:space="0" w:color="000000"/>
+              <w:start w:val="single" w:sz="4" w:space="0" w:color="000000"/>
+              <w:bottom w:val="single" w:sz="4" w:space="0" w:color="000000"/>
+              <w:end w:val="single" w:sz="4" w:space="0" w:color="000000"/>
+            </w:tcBorders>
+            <w:vAlign w:val="center"/>
+          </w:tcPr>
+          <w:p>
+            <w:pPr>
+              <w:pStyle w:val="Normal"/>
+              <w:spacing w:lineRule="auto" w:line="276" w:before="40" w:after="40"/>
+              <w:ind w:hanging="0"/>
+              <w:jc w:val="start"/>
+              <w:rPr/>
+            </w:pPr>
+            <w:r>
+              <w:rPr>
+                <w:b w:val="false"/>
+                <w:i w:val="false"/>
+                <w:color w:val="000000"/>
+                <w:sz w:val="28"/>
+                <w:lang w:val="ru-RU" w:eastAsia="ru-RU"/>
+              </w:rPr>
+              <w:t>FILE</w:t>
+            </w:r>
+          </w:p>
+        </w:tc>
+        <w:tc>
+          <w:tcPr>
+            <w:tcW w:w="3230" w:type="dxa"/>
+            <w:gridSpan w:val="2"/>
+            <w:tcBorders>
+              <w:top w:val="single" w:sz="4" w:space="0" w:color="000000"/>
+              <w:start w:val="single" w:sz="4" w:space="0" w:color="000000"/>
+              <w:bottom w:val="single" w:sz="4" w:space="0" w:color="000000"/>
+              <w:end w:val="single" w:sz="4" w:space="0" w:color="000000"/>
+            </w:tcBorders>
+            <w:vAlign w:val="center"/>
+          </w:tcPr>
+          <w:p>
+            <w:pPr>
+              <w:pStyle w:val="Normal"/>
+              <w:spacing w:lineRule="auto" w:line="276" w:before="40" w:after="40"/>
+              <w:ind w:hanging="0"/>
+              <w:jc w:val="start"/>
+              <w:rPr/>
+            </w:pPr>
+            <w:r>
+              <w:rPr>
+                <w:b w:val="false"/>
+                <w:i w:val="false"/>
+                <w:color w:val="000000"/>
+                <w:sz w:val="28"/>
+                <w:lang w:val="ru-RU" w:eastAsia="ru-RU"/>
+              </w:rPr>
+              <w:t>Ответ: отвечает за управление файлами, удаление или добавление графика</w:t>
+            </w:r>
+            <w:r>
+              <w:rPr/>
+              <w:br/>
+            </w:r>
+            <w:r>
+              <w:rPr>
+                <w:b w:val="false"/>
+                <w:i w:val="false"/>
+                <w:color w:val="000000"/>
+                <w:sz w:val="28"/>
+                <w:lang w:val="ru-RU" w:eastAsia="ru-RU"/>
+              </w:rPr>
+              <w:t>Документ: Prilizhenie po KEDM.pdf</w:t>
+            </w:r>
+            <w:r>
+              <w:rPr/>
+              <w:br/>
+            </w:r>
+            <w:r>
+              <w:rPr>
+                <w:b w:val="false"/>
+                <w:i w:val="false"/>
+                <w:color w:val="000000"/>
+                <w:sz w:val="28"/>
+                <w:lang w:val="ru-RU" w:eastAsia="ru-RU"/>
+              </w:rPr>
+              <w:t>Страница: 6</w:t>
+            </w:r>
+          </w:p>
+        </w:tc>
+        <w:tc>
+          <w:tcPr>
+            <w:tcW w:w="3231" w:type="dxa"/>
+            <w:tcBorders>
+              <w:top w:val="single" w:sz="4" w:space="0" w:color="000000"/>
+              <w:start w:val="single" w:sz="4" w:space="0" w:color="000000"/>
+              <w:bottom w:val="single" w:sz="4" w:space="0" w:color="000000"/>
+              <w:end w:val="single" w:sz="4" w:space="0" w:color="000000"/>
+            </w:tcBorders>
+            <w:vAlign w:val="center"/>
+          </w:tcPr>
+          <w:p>
+            <w:pPr>
+              <w:pStyle w:val="Normal"/>
+              <w:spacing w:lineRule="auto" w:line="276" w:before="40" w:after="40"/>
+              <w:ind w:hanging="0"/>
+              <w:jc w:val="start"/>
+              <w:rPr/>
+            </w:pPr>
+            <w:r>
+              <w:rPr>
+                <w:b w:val="false"/>
+                <w:i w:val="false"/>
+                <w:color w:val="000000"/>
+                <w:sz w:val="28"/>
+                <w:lang w:val="ru-RU" w:eastAsia="ru-RU"/>
+              </w:rPr>
+              <w:t>Ответ: отвечает за управление файлами, удаление или добавление графика</w:t>
+            </w:r>
+            <w:r>
+              <w:rPr/>
+              <w:br/>
+            </w:r>
+            <w:r>
+              <w:rPr>
+                <w:b w:val="false"/>
+                <w:i w:val="false"/>
+                <w:color w:val="000000"/>
+                <w:sz w:val="28"/>
+                <w:lang w:val="ru-RU" w:eastAsia="ru-RU"/>
+              </w:rPr>
+              <w:t>Документ: Prilizhenie po KEDM.pdf</w:t>
+            </w:r>
+            <w:r>
+              <w:rPr/>
+              <w:br/>
+            </w:r>
+            <w:r>
+              <w:rPr>
+                <w:b w:val="false"/>
+                <w:i w:val="false"/>
+                <w:color w:val="000000"/>
+                <w:sz w:val="28"/>
+                <w:lang w:val="ru-RU" w:eastAsia="ru-RU"/>
+              </w:rPr>
+              <w:t>Страница: 6</w:t>
+            </w:r>
+          </w:p>
+        </w:tc>
+      </w:tr>
+      <w:tr>
+        <w:trPr>
+          <w:cantSplit/>
+        </w:trPr>
+        <w:tc>
+          <w:tcPr>
+            <w:tcW w:w="3230" w:type="dxa"/>
+            <w:tcBorders>
+              <w:top w:val="single" w:sz="4" w:space="0" w:color="000000"/>
+              <w:start w:val="single" w:sz="4" w:space="0" w:color="000000"/>
+              <w:bottom w:val="single" w:sz="4" w:space="0" w:color="000000"/>
+              <w:end w:val="single" w:sz="4" w:space="0" w:color="000000"/>
+            </w:tcBorders>
+            <w:vAlign w:val="center"/>
+          </w:tcPr>
+          <w:p>
+            <w:pPr>
+              <w:pStyle w:val="Normal"/>
+              <w:spacing w:lineRule="auto" w:line="276" w:before="40" w:after="40"/>
+              <w:ind w:hanging="0"/>
+              <w:jc w:val="start"/>
+              <w:rPr/>
+            </w:pPr>
+            <w:r>
+              <w:rPr>
+                <w:b w:val="false"/>
+                <w:i w:val="false"/>
+                <w:color w:val="000000"/>
+                <w:sz w:val="28"/>
+                <w:lang w:val="ru-RU" w:eastAsia="ru-RU"/>
+              </w:rPr>
+              <w:t>DIAGNOSIS</w:t>
+            </w:r>
+          </w:p>
+        </w:tc>
+        <w:tc>
+          <w:tcPr>
+            <w:tcW w:w="3230" w:type="dxa"/>
+            <w:gridSpan w:val="2"/>
+            <w:tcBorders>
+              <w:top w:val="single" w:sz="4" w:space="0" w:color="000000"/>
+              <w:start w:val="single" w:sz="4" w:space="0" w:color="000000"/>
+              <w:bottom w:val="single" w:sz="4" w:space="0" w:color="000000"/>
+              <w:end w:val="single" w:sz="4" w:space="0" w:color="000000"/>
+            </w:tcBorders>
+            <w:vAlign w:val="center"/>
+          </w:tcPr>
+          <w:p>
+            <w:pPr>
+              <w:pStyle w:val="Normal"/>
+              <w:spacing w:lineRule="auto" w:line="276" w:before="40" w:after="40"/>
+              <w:ind w:hanging="0"/>
+              <w:jc w:val="start"/>
+              <w:rPr/>
+            </w:pPr>
+            <w:r>
+              <w:rPr>
+                <w:b w:val="false"/>
+                <w:i w:val="false"/>
+                <w:color w:val="000000"/>
+                <w:sz w:val="28"/>
+                <w:lang w:val="ru-RU" w:eastAsia="ru-RU"/>
+              </w:rPr>
+              <w:t>Ответ: отображение аварийных сообщений</w:t>
+            </w:r>
+            <w:r>
+              <w:rPr/>
+              <w:br/>
+            </w:r>
+            <w:r>
+              <w:rPr>
+                <w:b w:val="false"/>
+                <w:i w:val="false"/>
+                <w:color w:val="000000"/>
+                <w:sz w:val="28"/>
+                <w:lang w:val="ru-RU" w:eastAsia="ru-RU"/>
+              </w:rPr>
+              <w:t>Документ: Prilizhenie po KEDM.pdf</w:t>
+            </w:r>
+            <w:r>
+              <w:rPr/>
+              <w:br/>
+            </w:r>
+            <w:r>
+              <w:rPr>
+                <w:b w:val="false"/>
+                <w:i w:val="false"/>
+                <w:color w:val="000000"/>
+                <w:sz w:val="28"/>
+                <w:lang w:val="ru-RU" w:eastAsia="ru-RU"/>
+              </w:rPr>
+              <w:t>Страница: 6</w:t>
+            </w:r>
+          </w:p>
+        </w:tc>
+        <w:tc>
+          <w:tcPr>
+            <w:tcW w:w="3231" w:type="dxa"/>
+            <w:tcBorders>
+              <w:top w:val="single" w:sz="4" w:space="0" w:color="000000"/>
+              <w:start w:val="single" w:sz="4" w:space="0" w:color="000000"/>
+              <w:bottom w:val="single" w:sz="4" w:space="0" w:color="000000"/>
+              <w:end w:val="single" w:sz="4" w:space="0" w:color="000000"/>
+            </w:tcBorders>
+            <w:vAlign w:val="center"/>
+          </w:tcPr>
+          <w:p>
+            <w:pPr>
+              <w:pStyle w:val="Normal"/>
+              <w:spacing w:lineRule="auto" w:line="276" w:before="40" w:after="40"/>
+              <w:ind w:hanging="0"/>
+              <w:jc w:val="start"/>
+              <w:rPr/>
+            </w:pPr>
+            <w:r>
+              <w:rPr>
+                <w:b w:val="false"/>
+                <w:i w:val="false"/>
+                <w:color w:val="000000"/>
+                <w:sz w:val="28"/>
+                <w:lang w:val="ru-RU" w:eastAsia="ru-RU"/>
+              </w:rPr>
+              <w:t>Ответ: отображение аварийных сообщений</w:t>
+            </w:r>
+            <w:r>
+              <w:rPr/>
+              <w:br/>
+            </w:r>
+            <w:r>
+              <w:rPr>
+                <w:b w:val="false"/>
+                <w:i w:val="false"/>
+                <w:color w:val="000000"/>
+                <w:sz w:val="28"/>
+                <w:lang w:val="ru-RU" w:eastAsia="ru-RU"/>
+              </w:rPr>
+              <w:t>Документ: Prilizhenie po KEDM.pdf</w:t>
+            </w:r>
+            <w:r>
+              <w:rPr/>
+              <w:br/>
+            </w:r>
+            <w:r>
+              <w:rPr>
+                <w:b w:val="false"/>
+                <w:i w:val="false"/>
+                <w:color w:val="000000"/>
+                <w:sz w:val="28"/>
+                <w:lang w:val="ru-RU" w:eastAsia="ru-RU"/>
+              </w:rPr>
+              <w:t>Страница: 6</w:t>
+            </w:r>
+          </w:p>
+        </w:tc>
+      </w:tr>
+      <w:tr>
+        <w:trPr>
+          <w:cantSplit/>
+        </w:trPr>
+        <w:tc>
+          <w:tcPr>
+            <w:tcW w:w="3230" w:type="dxa"/>
+            <w:tcBorders>
+              <w:top w:val="single" w:sz="4" w:space="0" w:color="000000"/>
+              <w:start w:val="single" w:sz="4" w:space="0" w:color="000000"/>
+              <w:bottom w:val="single" w:sz="4" w:space="0" w:color="000000"/>
+              <w:end w:val="single" w:sz="4" w:space="0" w:color="000000"/>
+            </w:tcBorders>
+            <w:vAlign w:val="center"/>
+          </w:tcPr>
+          <w:p>
+            <w:pPr>
+              <w:pStyle w:val="Normal"/>
+              <w:spacing w:lineRule="auto" w:line="276" w:before="40" w:after="40"/>
+              <w:ind w:hanging="0"/>
+              <w:jc w:val="start"/>
+              <w:rPr/>
+            </w:pPr>
+            <w:r>
+              <w:rPr>
+                <w:b w:val="false"/>
+                <w:i w:val="false"/>
+                <w:color w:val="000000"/>
+                <w:sz w:val="28"/>
+                <w:lang w:val="ru-RU" w:eastAsia="ru-RU"/>
+              </w:rPr>
+              <w:t>GRAPH</w:t>
+            </w:r>
+          </w:p>
+        </w:tc>
+        <w:tc>
+          <w:tcPr>
+            <w:tcW w:w="3230" w:type="dxa"/>
+            <w:gridSpan w:val="2"/>
+            <w:tcBorders>
+              <w:top w:val="single" w:sz="4" w:space="0" w:color="000000"/>
+              <w:start w:val="single" w:sz="4" w:space="0" w:color="000000"/>
+              <w:bottom w:val="single" w:sz="4" w:space="0" w:color="000000"/>
+              <w:end w:val="single" w:sz="4" w:space="0" w:color="000000"/>
+            </w:tcBorders>
+            <w:vAlign w:val="center"/>
+          </w:tcPr>
+          <w:p>
+            <w:pPr>
+              <w:pStyle w:val="Normal"/>
+              <w:spacing w:lineRule="auto" w:line="276" w:before="40" w:after="40"/>
+              <w:ind w:hanging="0"/>
+              <w:jc w:val="start"/>
+              <w:rPr/>
+            </w:pPr>
+            <w:r>
+              <w:rPr>
+                <w:b w:val="false"/>
+                <w:i w:val="false"/>
+                <w:color w:val="000000"/>
+                <w:sz w:val="28"/>
+                <w:lang w:val="ru-RU" w:eastAsia="ru-RU"/>
+              </w:rPr>
+              <w:t>Ответ: Информация о задаче по графику</w:t>
+            </w:r>
+            <w:r>
+              <w:rPr/>
+              <w:br/>
+            </w:r>
+            <w:r>
+              <w:rPr>
+                <w:b w:val="false"/>
+                <w:i w:val="false"/>
+                <w:color w:val="000000"/>
+                <w:sz w:val="28"/>
+                <w:lang w:val="ru-RU" w:eastAsia="ru-RU"/>
+              </w:rPr>
+              <w:t>Документ: Prilizhenie po KEDM.pdf</w:t>
+            </w:r>
+            <w:r>
+              <w:rPr/>
+              <w:br/>
+            </w:r>
+            <w:r>
+              <w:rPr>
+                <w:b w:val="false"/>
+                <w:i w:val="false"/>
+                <w:color w:val="000000"/>
+                <w:sz w:val="28"/>
+                <w:lang w:val="ru-RU" w:eastAsia="ru-RU"/>
+              </w:rPr>
+              <w:t>Страница: 6</w:t>
+            </w:r>
+          </w:p>
+        </w:tc>
+        <w:tc>
+          <w:tcPr>
+            <w:tcW w:w="3231" w:type="dxa"/>
+            <w:tcBorders>
+              <w:top w:val="single" w:sz="4" w:space="0" w:color="000000"/>
+              <w:start w:val="single" w:sz="4" w:space="0" w:color="000000"/>
+              <w:bottom w:val="single" w:sz="4" w:space="0" w:color="000000"/>
+              <w:end w:val="single" w:sz="4" w:space="0" w:color="000000"/>
+            </w:tcBorders>
+            <w:vAlign w:val="center"/>
+          </w:tcPr>
+          <w:p>
+            <w:pPr>
+              <w:pStyle w:val="Normal"/>
+              <w:spacing w:lineRule="auto" w:line="276" w:before="40" w:after="40"/>
+              <w:ind w:hanging="0"/>
+              <w:jc w:val="start"/>
+              <w:rPr/>
+            </w:pPr>
+            <w:r>
+              <w:rPr>
+                <w:b w:val="false"/>
+                <w:i w:val="false"/>
+                <w:color w:val="000000"/>
+                <w:sz w:val="28"/>
+                <w:lang w:val="ru-RU" w:eastAsia="ru-RU"/>
+              </w:rPr>
+              <w:t>Ответ: Информация о задаче по графику</w:t>
+            </w:r>
+            <w:r>
+              <w:rPr/>
+              <w:br/>
+            </w:r>
+            <w:r>
+              <w:rPr>
+                <w:b w:val="false"/>
+                <w:i w:val="false"/>
+                <w:color w:val="000000"/>
+                <w:sz w:val="28"/>
+                <w:lang w:val="ru-RU" w:eastAsia="ru-RU"/>
+              </w:rPr>
+              <w:t>Документ: Prilizhenie po KEDM.pdf</w:t>
+            </w:r>
+            <w:r>
+              <w:rPr/>
+              <w:br/>
+            </w:r>
+            <w:r>
+              <w:rPr>
+                <w:b w:val="false"/>
+                <w:i w:val="false"/>
+                <w:color w:val="000000"/>
+                <w:sz w:val="28"/>
+                <w:lang w:val="ru-RU" w:eastAsia="ru-RU"/>
+              </w:rPr>
+              <w:t>Страница: 6</w:t>
+            </w:r>
+          </w:p>
+        </w:tc>
+      </w:tr>
+      <w:tr>
+        <w:trPr>
+          <w:cantSplit/>
+        </w:trPr>
+        <w:tc>
+          <w:tcPr>
+            <w:tcW w:w="3230" w:type="dxa"/>
+            <w:tcBorders>
+              <w:top w:val="single" w:sz="4" w:space="0" w:color="000000"/>
+              <w:start w:val="single" w:sz="4" w:space="0" w:color="000000"/>
+              <w:bottom w:val="single" w:sz="4" w:space="0" w:color="000000"/>
+              <w:end w:val="single" w:sz="4" w:space="0" w:color="000000"/>
+            </w:tcBorders>
+            <w:vAlign w:val="center"/>
+          </w:tcPr>
+          <w:p>
+            <w:pPr>
+              <w:pStyle w:val="Normal"/>
+              <w:spacing w:lineRule="auto" w:line="276" w:before="40" w:after="40"/>
+              <w:ind w:hanging="0"/>
+              <w:jc w:val="start"/>
+              <w:rPr/>
+            </w:pPr>
+            <w:r>
+              <w:rPr>
+                <w:b w:val="false"/>
+                <w:i w:val="false"/>
+                <w:color w:val="000000"/>
+                <w:sz w:val="28"/>
+                <w:lang w:val="ru-RU" w:eastAsia="ru-RU"/>
+              </w:rPr>
+              <w:t>ZZZ</w:t>
+            </w:r>
+          </w:p>
+        </w:tc>
+        <w:tc>
+          <w:tcPr>
+            <w:tcW w:w="3230" w:type="dxa"/>
+            <w:gridSpan w:val="2"/>
+            <w:tcBorders>
+              <w:top w:val="single" w:sz="4" w:space="0" w:color="000000"/>
+              <w:start w:val="single" w:sz="4" w:space="0" w:color="000000"/>
+              <w:bottom w:val="single" w:sz="4" w:space="0" w:color="000000"/>
+              <w:end w:val="single" w:sz="4" w:space="0" w:color="000000"/>
+            </w:tcBorders>
+            <w:vAlign w:val="center"/>
+          </w:tcPr>
+          <w:p>
+            <w:pPr>
+              <w:pStyle w:val="Normal"/>
+              <w:spacing w:lineRule="auto" w:line="276" w:before="40" w:after="40"/>
+              <w:ind w:hanging="0"/>
+              <w:jc w:val="start"/>
+              <w:rPr/>
+            </w:pPr>
+            <w:r>
+              <w:rPr>
+                <w:b w:val="false"/>
+                <w:i w:val="false"/>
+                <w:color w:val="000000"/>
+                <w:sz w:val="28"/>
+                <w:lang w:val="ru-RU" w:eastAsia="ru-RU"/>
+              </w:rPr>
+              <w:t>Ответ не найден</w:t>
+            </w:r>
+          </w:p>
+        </w:tc>
+        <w:tc>
+          <w:tcPr>
+            <w:tcW w:w="3231" w:type="dxa"/>
+            <w:tcBorders>
+              <w:top w:val="single" w:sz="4" w:space="0" w:color="000000"/>
+              <w:start w:val="single" w:sz="4" w:space="0" w:color="000000"/>
+              <w:bottom w:val="single" w:sz="4" w:space="0" w:color="000000"/>
+              <w:end w:val="single" w:sz="4" w:space="0" w:color="000000"/>
+            </w:tcBorders>
+            <w:vAlign w:val="center"/>
+          </w:tcPr>
+          <w:p>
+            <w:pPr>
+              <w:pStyle w:val="Normal"/>
+              <w:spacing w:lineRule="auto" w:line="276" w:before="40" w:after="40"/>
+              <w:ind w:hanging="0"/>
+              <w:jc w:val="start"/>
+              <w:rPr/>
+            </w:pPr>
+            <w:r>
+              <w:rPr>
+                <w:b w:val="false"/>
+                <w:i w:val="false"/>
+                <w:color w:val="000000"/>
+                <w:sz w:val="28"/>
+                <w:lang w:val="ru-RU" w:eastAsia="ru-RU"/>
+              </w:rPr>
+              <w:t>Ответ не найден</w:t>
+            </w:r>
+          </w:p>
+        </w:tc>
+      </w:tr>
+      <w:tr>
+        <w:trPr>
+          <w:cantSplit/>
+        </w:trPr>
+        <w:tc>
+          <w:tcPr>
+            <w:tcW w:w="3230" w:type="dxa"/>
+            <w:tcBorders>
+              <w:top w:val="single" w:sz="4" w:space="0" w:color="000000"/>
+              <w:start w:val="single" w:sz="4" w:space="0" w:color="000000"/>
+              <w:bottom w:val="single" w:sz="4" w:space="0" w:color="000000"/>
+              <w:end w:val="single" w:sz="4" w:space="0" w:color="000000"/>
+            </w:tcBorders>
+            <w:vAlign w:val="center"/>
+          </w:tcPr>
+          <w:p>
+            <w:pPr>
+              <w:pStyle w:val="Normal"/>
+              <w:spacing w:lineRule="auto" w:line="276" w:before="40" w:after="40"/>
+              <w:ind w:hanging="0"/>
+              <w:jc w:val="start"/>
+              <w:rPr/>
+            </w:pPr>
+            <w:r>
+              <w:rPr>
+                <w:b w:val="false"/>
+                <w:i w:val="false"/>
+                <w:color w:val="000000"/>
+                <w:sz w:val="28"/>
+                <w:lang w:val="ru-RU" w:eastAsia="ru-RU"/>
+              </w:rPr>
+              <w:t>пустая строка</w:t>
+            </w:r>
+          </w:p>
+        </w:tc>
+        <w:tc>
+          <w:tcPr>
+            <w:tcW w:w="3230" w:type="dxa"/>
+            <w:gridSpan w:val="2"/>
+            <w:tcBorders>
+              <w:top w:val="single" w:sz="4" w:space="0" w:color="000000"/>
+              <w:start w:val="single" w:sz="4" w:space="0" w:color="000000"/>
+              <w:bottom w:val="single" w:sz="4" w:space="0" w:color="000000"/>
+              <w:end w:val="single" w:sz="4" w:space="0" w:color="000000"/>
+            </w:tcBorders>
+            <w:vAlign w:val="center"/>
+          </w:tcPr>
+          <w:p>
+            <w:pPr>
+              <w:pStyle w:val="Normal"/>
+              <w:spacing w:lineRule="auto" w:line="276" w:before="40" w:after="40"/>
+              <w:ind w:hanging="0"/>
+              <w:jc w:val="start"/>
+              <w:rPr/>
+            </w:pPr>
+            <w:r>
+              <w:rPr>
+                <w:b w:val="false"/>
+                <w:i w:val="false"/>
+                <w:color w:val="000000"/>
+                <w:sz w:val="28"/>
+                <w:lang w:val="ru-RU" w:eastAsia="ru-RU"/>
+              </w:rPr>
+              <w:t>Введите название</w:t>
+            </w:r>
+          </w:p>
+        </w:tc>
+        <w:tc>
+          <w:tcPr>
+            <w:tcW w:w="3231" w:type="dxa"/>
+            <w:tcBorders>
+              <w:top w:val="single" w:sz="4" w:space="0" w:color="000000"/>
+              <w:start w:val="single" w:sz="4" w:space="0" w:color="000000"/>
+              <w:bottom w:val="single" w:sz="4" w:space="0" w:color="000000"/>
+              <w:end w:val="single" w:sz="4" w:space="0" w:color="000000"/>
+            </w:tcBorders>
+            <w:vAlign w:val="center"/>
+          </w:tcPr>
+          <w:p>
+            <w:pPr>
+              <w:pStyle w:val="Normal"/>
+              <w:spacing w:lineRule="auto" w:line="276" w:before="40" w:after="40"/>
+              <w:ind w:hanging="0"/>
+              <w:jc w:val="start"/>
+              <w:rPr/>
+            </w:pPr>
+            <w:r>
+              <w:rPr>
+                <w:b w:val="false"/>
+                <w:i w:val="false"/>
+                <w:color w:val="000000"/>
+                <w:sz w:val="28"/>
+                <w:lang w:val="ru-RU" w:eastAsia="ru-RU"/>
+              </w:rPr>
+              <w:t>Введите название</w:t>
+            </w:r>
+          </w:p>
+        </w:tc>
+      </w:tr>
     </w:tbl>
+    <w:p>
+      <w:pPr>
+        <w:pStyle w:val="Normal"/>
+        <w:spacing w:lineRule="auto" w:line="360" w:before="0" w:after="0"/>
+        <w:ind w:firstLine="709"/>
+        <w:jc w:val="both"/>
+        <w:rPr>
+          <w:rFonts w:ascii="Times New Roman" w:hAnsi="Times New Roman"/>
+          <w:b w:val="false"/>
+          <w:i w:val="false"/>
+          <w:color w:val="000000"/>
+          <w:sz w:val="28"/>
+          <w:lang w:val="ru-RU" w:eastAsia="ru-RU"/>
+        </w:rPr>
+      </w:pPr>
+      <w:r>
+        <w:rPr>
+          <w:b w:val="false"/>
+          <w:i w:val="false"/>
+          <w:color w:val="000000"/>
+          <w:sz w:val="28"/>
+          <w:lang w:val="ru-RU" w:eastAsia="ru-RU"/>
+        </w:rPr>
+      </w:r>
+    </w:p>
+    <w:p>
+      <w:pPr>
+        <w:pStyle w:val="Normal"/>
+        <w:spacing w:lineRule="auto" w:line="360" w:before="0" w:after="0"/>
+        <w:ind w:firstLine="709"/>
+        <w:jc w:val="both"/>
+        <w:rPr>
+          <w:rFonts w:ascii="Times New Roman" w:hAnsi="Times New Roman"/>
+          <w:b w:val="false"/>
+          <w:i w:val="false"/>
+          <w:color w:val="000000"/>
+          <w:sz w:val="28"/>
+          <w:lang w:val="ru-RU" w:eastAsia="ru-RU"/>
+        </w:rPr>
+      </w:pPr>
+      <w:r>
+        <w:rPr>
+          <w:b w:val="false"/>
+          <w:i w:val="false"/>
+          <w:color w:val="000000"/>
+          <w:sz w:val="28"/>
+          <w:lang w:val="ru-RU" w:eastAsia="ru-RU"/>
+        </w:rPr>
+        <w:t>Результаты недели 13-20 октября:</w:t>
+      </w:r>
+    </w:p>
+    <w:p>
+      <w:pPr>
+        <w:pStyle w:val="Normal"/>
+        <w:spacing w:lineRule="auto" w:line="360" w:before="0" w:after="0"/>
+        <w:ind w:firstLine="709"/>
+        <w:jc w:val="both"/>
+        <w:rPr/>
+      </w:pPr>
+      <w:r>
+        <w:rPr>
+          <w:b w:val="false"/>
+          <w:i w:val="false"/>
+          <w:color w:val="000000"/>
+          <w:sz w:val="28"/>
+          <w:lang w:val="ru-RU" w:eastAsia="ru-RU"/>
+        </w:rPr>
+        <w:t>Была изучена работа со словарём и подготовлены карточки с прмерами поиска. В итоге была созданна программа которая выводит информацию по подготовленным карточкам.</w:t>
+      </w:r>
+    </w:p>
     <w:sectPr>
       <w:type w:val="nextPage"/>
       <w:pgSz w:w="12240" w:h="15840"/>
@@ -1395,7 +2189,7 @@
         <w:rFonts w:ascii="Cambria" w:hAnsi="Cambria" w:eastAsia="ＭＳ 明朝" w:cs="" w:asciiTheme="minorHAnsi" w:cstheme="minorBidi" w:eastAsiaTheme="minorEastAsia" w:hAnsiTheme="minorHAnsi"/>
         <w:sz w:val="22"/>
         <w:szCs w:val="22"/>
-        <w:lang w:val="en-US" w:eastAsia="en-US" w:bidi="ar-SA"/>
+        <w:lang w:val="ru-RU" w:eastAsia="ru-RU" w:bidi="ar-SA"/>
       </w:rPr>
     </w:rPrDefault>
     <w:pPrDefault>
@@ -1559,7 +2353,7 @@
       <w:kern w:val="0"/>
       <w:sz w:val="28"/>
       <w:szCs w:val="22"/>
-      <w:lang w:val="en-US" w:eastAsia="en-US" w:bidi="ar-SA"/>
+      <w:lang w:val="ru-RU" w:eastAsia="ru-RU" w:bidi="ar-SA"/>
     </w:rPr>
   </w:style>
   <w:style w:type="paragraph" w:styleId="Heading1">
@@ -2242,7 +3036,7 @@
       <w:kern w:val="0"/>
       <w:sz w:val="22"/>
       <w:szCs w:val="22"/>
-      <w:lang w:val="en-US" w:eastAsia="en-US" w:bidi="ar-SA"/>
+      <w:lang w:val="ru-RU" w:eastAsia="ru-RU" w:bidi="ar-SA"/>
     </w:rPr>
   </w:style>
   <w:style w:type="paragraph" w:styleId="Title">
@@ -2522,7 +3316,7 @@
       <w:kern w:val="0"/>
       <w:sz w:val="20"/>
       <w:szCs w:val="20"/>
-      <w:lang w:val="en-US" w:eastAsia="en-US" w:bidi="ar-SA"/>
+      <w:lang w:val="ru-RU" w:eastAsia="ru-RU" w:bidi="ar-SA"/>
     </w:rPr>
   </w:style>
   <w:style w:type="paragraph" w:styleId="Quote">
